--- a/testakten/robotikrecht-roboterflotte-vellbruck-muenchen/23_lieferantenvertrag_optisense.docx
+++ b/testakten/robotikrecht-roboterflotte-vellbruck-muenchen/23_lieferantenvertrag_optisense.docx
@@ -37,7 +37,7 @@
         <w:jc w:val="left"/>
       </w:pPr>
       <w:r>
-        <w:t>Dieses Aktenstück betrifft Sensoren, Haftung, Daten. Es ist nicht abschließend freigegeben. Die technische Seite spricht in Versionen, Tickets und Parametern; die rechtliche Seite muss daraus Rollen, Zweckbestimmung, Pflichtenkreis und Beweisrisiko bilden.</w:t>
+        <w:t>Dieser Vermerk wertet den Liefervertrag mit der OptiSense S.A. über die Sicherheitssensorik aus. Er klärt Zusicherungen, Haftungsverteilung und Datenrechte für den Regressfall.</w:t>
       </w:r>
     </w:p>
     <w:p>
@@ -56,13 +56,7 @@
         <w:pStyle w:val="ListBullet"/>
       </w:pPr>
       <w:r>
-        <w:rPr>
-          <w:b/>
-        </w:rPr>
-        <w:t>Sensoren:</w:t>
-      </w:r>
-      <w:r>
-        <w:t xml:space="preserve"> Die Akte enthält hierzu widersprüchliche Hinweise. Für die rechtliche Bewertung muss geklärt werden, ob die Aussage aus Vertrag, Anleitung, Produktakte, Marketing, Logdaten oder nachträglicher Krisenkommunikation stammt.</w:t>
+        <w:t>Sensoren: Die Beschaffenheitszusage erfasst Erkennungsreichweite und Ansprechzeit; sie setzt Kalibrierung nach Vorgabe voraus.</w:t>
       </w:r>
     </w:p>
     <w:p>
@@ -70,13 +64,7 @@
         <w:pStyle w:val="ListBullet"/>
       </w:pPr>
       <w:r>
-        <w:rPr>
-          <w:b/>
-        </w:rPr>
-        <w:t>Haftung:</w:t>
-      </w:r>
-      <w:r>
-        <w:t xml:space="preserve"> Die Akte enthält hierzu widersprüchliche Hinweise. Für die rechtliche Bewertung muss geklärt werden, ob die Aussage aus Vertrag, Anleitung, Produktakte, Marketing, Logdaten oder nachträglicher Krisenkommunikation stammt.</w:t>
+        <w:t>Haftung: Die Obergrenze von 2 Mio. EUR gilt nicht bei Verletzung der Beschaffenheitszusage; Personenschäden sind ausgenommen.</w:t>
       </w:r>
     </w:p>
     <w:p>
@@ -84,13 +72,7 @@
         <w:pStyle w:val="ListBullet"/>
       </w:pPr>
       <w:r>
-        <w:rPr>
-          <w:b/>
-        </w:rPr>
-        <w:t>Daten:</w:t>
-      </w:r>
-      <w:r>
-        <w:t xml:space="preserve"> Die Akte enthält hierzu widersprüchliche Hinweise. Für die rechtliche Bewertung muss geklärt werden, ob die Aussage aus Vertrag, Anleitung, Produktakte, Marketing, Logdaten oder nachträglicher Krisenkommunikation stammt.</w:t>
+        <w:t>Daten: OptiSense erhält vertraglich Felddaten zur Produktverbesserung; der Umfang kollidiert möglicherweise mit dem Betreibervertrag und dem Datenzugangsrecht des Kunden.</w:t>
       </w:r>
     </w:p>
     <w:p>
@@ -109,7 +91,7 @@
         <w:jc w:val="left"/>
       </w:pPr>
       <w:r>
-        <w:t>Die Unterlage ist bewusst nicht glatt: Vertrieb, Technik, Datenschutz, Qualitätssicherung und Geschäftsführung verwenden nicht immer dieselben Produktnamen. Gerade daraus entsteht das juristische Problem, weil Zweckbestimmung, tatsächliche Nutzung, Werbeaussage und Updatepraxis auseinanderlaufen.</w:t>
+        <w:t>OptiSense liefert die Lidar- und Kameramodule der LumaMove-Einheiten nebst Kalibriervorgaben; der Vertrag enthält eine Beschaffenheitszusage auf die einschlägigen Sensornormen und eine Haftungsobergrenze von 2 Mio. EUR je Schadensfall.</w:t>
       </w:r>
     </w:p>
     <w:p>
@@ -117,23 +99,7 @@
         <w:jc w:val="left"/>
       </w:pPr>
       <w:r>
-        <w:t>Für die rechtliche Bewertung müssen die technischen Annahmen jeweils mit der Produktakte abgeglichen werden. Eine Risikobeurteilung, die nur den Laborzustand beschreibt, trägt den Pilotbetrieb im Lager oder im Pflegezimmer nicht automatisch.</w:t>
-      </w:r>
-    </w:p>
-    <w:p>
-      <w:pPr>
-        <w:jc w:val="left"/>
-      </w:pPr>
-      <w:r>
-        <w:t>Die Akte enthält mehrere Spuren, die sich gegenseitig widersprechen: Der Betreiber spricht von einem autonomen Flottensystem, die CE-Unterlage von einem assistierten Transportmittel, die Marketingfolien von lernender Umgebungserkennung und die Bedienungsanleitung von festen Sicherheitszonen.</w:t>
-      </w:r>
-    </w:p>
-    <w:p>
-      <w:pPr>
-        <w:jc w:val="left"/>
-      </w:pPr>
-      <w:r>
-        <w:t>Die Kanzlei soll keine finale technische Konformität bescheinigen, sondern entscheiden, welche Unterlagen fehlen, welche Sofortmaßnahmen nötig sind und welche Aussagen gegenüber Behörde, Kunden, Versicherer und Betroffenen vertretbar sind.</w:t>
+        <w:t>Die Wartungsprotokolle von Schärlein Automation weichen von den Kalibriervorgaben ab; ob die Sensorik am 27.05.2026 in kalibriertem Zustand lief, ist offen.</w:t>
       </w:r>
     </w:p>
     <w:p>
@@ -152,10 +118,7 @@
         <w:pStyle w:val="Heading3"/>
       </w:pPr>
       <w:r>
-        <w:rPr>
-          <w:rFonts w:ascii="Times New Roman" w:hAnsi="Times New Roman"/>
-        </w:rPr>
-        <w:t>Punkt 1</w:t>
+        <w:t>Sensoren</w:t>
       </w:r>
     </w:p>
     <w:p>
@@ -163,7 +126,15 @@
         <w:jc w:val="left"/>
       </w:pPr>
       <w:r>
-        <w:t>Im Gespräch mit Leonie Rottkamp, Bertram Kiendl und Jasper Rodenwald wurde deutlich, dass die Produktlinie nicht mit einer einzigen rechtlichen Schublade erfasst werden kann. Die Vellbruck Robotics GmbH liefert Hardware, Steuerungssoftware, Cloudfunktionen, Wartung und gelegentlich eine kundenspezifische Parametrisierung. Beim Betreiber Münchner Feinlogistik GmbH wurden Schutzfelder verändert, ohne dass klar ist, ob dies vom Admin-Panel gedeckt oder nur technisch möglich war. Der Pflegepilot im St.-Ludgerus-Klinikum München-Sendling verschärft die Lage, weil dort Sensorik, vulnerable Personen und medizinische Nähe zusammentreffen.</w:t>
+        <w:t>Von OptiSense werden die Kalibrierzertifikate der verbauten Module angefordert; parallel wird geprüft, ob die Abweichung der Wartungspraxis die Zusage entfallen lässt.</w:t>
+      </w:r>
+    </w:p>
+    <w:p>
+      <w:pPr>
+        <w:pStyle w:val="Heading3"/>
+      </w:pPr>
+      <w:r>
+        <w:t>Haftung</w:t>
       </w:r>
     </w:p>
     <w:p>
@@ -171,7 +142,7 @@
         <w:jc w:val="left"/>
       </w:pPr>
       <w:r>
-        <w:t>Für die anwaltliche Bearbeitung sollte zu diesem Punkt eine Belegspur angelegt werden: Dokument, Version, Datum, Verfasser, technische Quelle, rechtliche Relevanz und offene Rückfrage. Besonders gefährlich sind Formulierungen wie „selbstlernend“, „voll autonom“, „MDR-ready“, „sicher ohne Schutzzaun“ oder „keine personenbezogenen Daten“, wenn die technische Dokumentation das nicht trägt.</w:t>
+        <w:t>Für den Regress wird die Anspruchskette Vellbruck gegen OptiSense und gegen Schärlein getrennt aufgebaut; Einzelheiten in Aktenstück 40.</w:t>
       </w:r>
     </w:p>
     <w:p>
@@ -179,10 +150,7 @@
         <w:pStyle w:val="Heading3"/>
       </w:pPr>
       <w:r>
-        <w:rPr>
-          <w:rFonts w:ascii="Times New Roman" w:hAnsi="Times New Roman"/>
-        </w:rPr>
-        <w:t>Punkt 2</w:t>
+        <w:t>Daten</w:t>
       </w:r>
     </w:p>
     <w:p>
@@ -190,150 +158,7 @@
         <w:jc w:val="left"/>
       </w:pPr>
       <w:r>
-        <w:t>Im Gespräch mit Leonie Rottkamp, Bertram Kiendl und Jasper Rodenwald wurde deutlich, dass die Produktlinie nicht mit einer einzigen rechtlichen Schublade erfasst werden kann. Die Vellbruck Robotics GmbH liefert Hardware, Steuerungssoftware, Cloudfunktionen, Wartung und gelegentlich eine kundenspezifische Parametrisierung. Beim Betreiber Münchner Feinlogistik GmbH wurden Schutzfelder verändert, ohne dass klar ist, ob dies vom Admin-Panel gedeckt oder nur technisch möglich war. Der Pflegepilot im St.-Ludgerus-Klinikum München-Sendling verschärft die Lage, weil dort Sensorik, vulnerable Personen und medizinische Nähe zusammentreffen.</w:t>
-      </w:r>
-    </w:p>
-    <w:p>
-      <w:pPr>
-        <w:jc w:val="left"/>
-      </w:pPr>
-      <w:r>
-        <w:t>Für die anwaltliche Bearbeitung sollte zu diesem Punkt eine Belegspur angelegt werden: Dokument, Version, Datum, Verfasser, technische Quelle, rechtliche Relevanz und offene Rückfrage. Besonders gefährlich sind Formulierungen wie „selbstlernend“, „voll autonom“, „MDR-ready“, „sicher ohne Schutzzaun“ oder „keine personenbezogenen Daten“, wenn die technische Dokumentation das nicht trägt.</w:t>
-      </w:r>
-    </w:p>
-    <w:p>
-      <w:pPr>
-        <w:pStyle w:val="Heading3"/>
-      </w:pPr>
-      <w:r>
-        <w:rPr>
-          <w:rFonts w:ascii="Times New Roman" w:hAnsi="Times New Roman"/>
-        </w:rPr>
-        <w:t>Punkt 3</w:t>
-      </w:r>
-    </w:p>
-    <w:p>
-      <w:pPr>
-        <w:jc w:val="left"/>
-      </w:pPr>
-      <w:r>
-        <w:t>Im Gespräch mit Leonie Rottkamp, Bertram Kiendl und Jasper Rodenwald wurde deutlich, dass die Produktlinie nicht mit einer einzigen rechtlichen Schublade erfasst werden kann. Die Vellbruck Robotics GmbH liefert Hardware, Steuerungssoftware, Cloudfunktionen, Wartung und gelegentlich eine kundenspezifische Parametrisierung. Beim Betreiber Münchner Feinlogistik GmbH wurden Schutzfelder verändert, ohne dass klar ist, ob dies vom Admin-Panel gedeckt oder nur technisch möglich war. Der Pflegepilot im St.-Ludgerus-Klinikum München-Sendling verschärft die Lage, weil dort Sensorik, vulnerable Personen und medizinische Nähe zusammentreffen.</w:t>
-      </w:r>
-    </w:p>
-    <w:p>
-      <w:pPr>
-        <w:jc w:val="left"/>
-      </w:pPr>
-      <w:r>
-        <w:t>Für die anwaltliche Bearbeitung sollte zu diesem Punkt eine Belegspur angelegt werden: Dokument, Version, Datum, Verfasser, technische Quelle, rechtliche Relevanz und offene Rückfrage. Besonders gefährlich sind Formulierungen wie „selbstlernend“, „voll autonom“, „MDR-ready“, „sicher ohne Schutzzaun“ oder „keine personenbezogenen Daten“, wenn die technische Dokumentation das nicht trägt.</w:t>
-      </w:r>
-    </w:p>
-    <w:p>
-      <w:pPr>
-        <w:pStyle w:val="Heading3"/>
-      </w:pPr>
-      <w:r>
-        <w:rPr>
-          <w:rFonts w:ascii="Times New Roman" w:hAnsi="Times New Roman"/>
-        </w:rPr>
-        <w:t>Punkt 4</w:t>
-      </w:r>
-    </w:p>
-    <w:p>
-      <w:pPr>
-        <w:jc w:val="left"/>
-      </w:pPr>
-      <w:r>
-        <w:t>Im Gespräch mit Leonie Rottkamp, Bertram Kiendl und Jasper Rodenwald wurde deutlich, dass die Produktlinie nicht mit einer einzigen rechtlichen Schublade erfasst werden kann. Die Vellbruck Robotics GmbH liefert Hardware, Steuerungssoftware, Cloudfunktionen, Wartung und gelegentlich eine kundenspezifische Parametrisierung. Beim Betreiber Münchner Feinlogistik GmbH wurden Schutzfelder verändert, ohne dass klar ist, ob dies vom Admin-Panel gedeckt oder nur technisch möglich war. Der Pflegepilot im St.-Ludgerus-Klinikum München-Sendling verschärft die Lage, weil dort Sensorik, vulnerable Personen und medizinische Nähe zusammentreffen.</w:t>
-      </w:r>
-    </w:p>
-    <w:p>
-      <w:pPr>
-        <w:jc w:val="left"/>
-      </w:pPr>
-      <w:r>
-        <w:t>Für die anwaltliche Bearbeitung sollte zu diesem Punkt eine Belegspur angelegt werden: Dokument, Version, Datum, Verfasser, technische Quelle, rechtliche Relevanz und offene Rückfrage. Besonders gefährlich sind Formulierungen wie „selbstlernend“, „voll autonom“, „MDR-ready“, „sicher ohne Schutzzaun“ oder „keine personenbezogenen Daten“, wenn die technische Dokumentation das nicht trägt.</w:t>
-      </w:r>
-    </w:p>
-    <w:p>
-      <w:pPr>
-        <w:pStyle w:val="Heading3"/>
-      </w:pPr>
-      <w:r>
-        <w:rPr>
-          <w:rFonts w:ascii="Times New Roman" w:hAnsi="Times New Roman"/>
-        </w:rPr>
-        <w:t>Punkt 5</w:t>
-      </w:r>
-    </w:p>
-    <w:p>
-      <w:pPr>
-        <w:jc w:val="left"/>
-      </w:pPr>
-      <w:r>
-        <w:t>Im Gespräch mit Leonie Rottkamp, Bertram Kiendl und Jasper Rodenwald wurde deutlich, dass die Produktlinie nicht mit einer einzigen rechtlichen Schublade erfasst werden kann. Die Vellbruck Robotics GmbH liefert Hardware, Steuerungssoftware, Cloudfunktionen, Wartung und gelegentlich eine kundenspezifische Parametrisierung. Beim Betreiber Münchner Feinlogistik GmbH wurden Schutzfelder verändert, ohne dass klar ist, ob dies vom Admin-Panel gedeckt oder nur technisch möglich war. Der Pflegepilot im St.-Ludgerus-Klinikum München-Sendling verschärft die Lage, weil dort Sensorik, vulnerable Personen und medizinische Nähe zusammentreffen.</w:t>
-      </w:r>
-    </w:p>
-    <w:p>
-      <w:pPr>
-        <w:jc w:val="left"/>
-      </w:pPr>
-      <w:r>
-        <w:t>Für die anwaltliche Bearbeitung sollte zu diesem Punkt eine Belegspur angelegt werden: Dokument, Version, Datum, Verfasser, technische Quelle, rechtliche Relevanz und offene Rückfrage. Besonders gefährlich sind Formulierungen wie „selbstlernend“, „voll autonom“, „MDR-ready“, „sicher ohne Schutzzaun“ oder „keine personenbezogenen Daten“, wenn die technische Dokumentation das nicht trägt.</w:t>
-      </w:r>
-    </w:p>
-    <w:p>
-      <w:pPr>
-        <w:pStyle w:val="Heading3"/>
-      </w:pPr>
-      <w:r>
-        <w:rPr>
-          <w:rFonts w:ascii="Times New Roman" w:hAnsi="Times New Roman"/>
-        </w:rPr>
-        <w:t>Punkt 6</w:t>
-      </w:r>
-    </w:p>
-    <w:p>
-      <w:pPr>
-        <w:jc w:val="left"/>
-      </w:pPr>
-      <w:r>
-        <w:t>Im Gespräch mit Leonie Rottkamp, Bertram Kiendl und Jasper Rodenwald wurde deutlich, dass die Produktlinie nicht mit einer einzigen rechtlichen Schublade erfasst werden kann. Die Vellbruck Robotics GmbH liefert Hardware, Steuerungssoftware, Cloudfunktionen, Wartung und gelegentlich eine kundenspezifische Parametrisierung. Beim Betreiber Münchner Feinlogistik GmbH wurden Schutzfelder verändert, ohne dass klar ist, ob dies vom Admin-Panel gedeckt oder nur technisch möglich war. Der Pflegepilot im St.-Ludgerus-Klinikum München-Sendling verschärft die Lage, weil dort Sensorik, vulnerable Personen und medizinische Nähe zusammentreffen.</w:t>
-      </w:r>
-    </w:p>
-    <w:p>
-      <w:pPr>
-        <w:jc w:val="left"/>
-      </w:pPr>
-      <w:r>
-        <w:t>Für die anwaltliche Bearbeitung sollte zu diesem Punkt eine Belegspur angelegt werden: Dokument, Version, Datum, Verfasser, technische Quelle, rechtliche Relevanz und offene Rückfrage. Besonders gefährlich sind Formulierungen wie „selbstlernend“, „voll autonom“, „MDR-ready“, „sicher ohne Schutzzaun“ oder „keine personenbezogenen Daten“, wenn die technische Dokumentation das nicht trägt.</w:t>
-      </w:r>
-    </w:p>
-    <w:p>
-      <w:pPr>
-        <w:pStyle w:val="Heading3"/>
-      </w:pPr>
-      <w:r>
-        <w:rPr>
-          <w:rFonts w:ascii="Times New Roman" w:hAnsi="Times New Roman"/>
-        </w:rPr>
-        <w:t>Punkt 7</w:t>
-      </w:r>
-    </w:p>
-    <w:p>
-      <w:pPr>
-        <w:jc w:val="left"/>
-      </w:pPr>
-      <w:r>
-        <w:t>Im Gespräch mit Leonie Rottkamp, Bertram Kiendl und Jasper Rodenwald wurde deutlich, dass die Produktlinie nicht mit einer einzigen rechtlichen Schublade erfasst werden kann. Die Vellbruck Robotics GmbH liefert Hardware, Steuerungssoftware, Cloudfunktionen, Wartung und gelegentlich eine kundenspezifische Parametrisierung. Beim Betreiber Münchner Feinlogistik GmbH wurden Schutzfelder verändert, ohne dass klar ist, ob dies vom Admin-Panel gedeckt oder nur technisch möglich war. Der Pflegepilot im St.-Ludgerus-Klinikum München-Sendling verschärft die Lage, weil dort Sensorik, vulnerable Personen und medizinische Nähe zusammentreffen.</w:t>
-      </w:r>
-    </w:p>
-    <w:p>
-      <w:pPr>
-        <w:jc w:val="left"/>
-      </w:pPr>
-      <w:r>
-        <w:t>Für die anwaltliche Bearbeitung sollte zu diesem Punkt eine Belegspur angelegt werden: Dokument, Version, Datum, Verfasser, technische Quelle, rechtliche Relevanz und offene Rückfrage. Besonders gefährlich sind Formulierungen wie „selbstlernend“, „voll autonom“, „MDR-ready“, „sicher ohne Schutzzaun“ oder „keine personenbezogenen Daten“, wenn die technische Dokumentation das nicht trägt.</w:t>
+        <w:t>Der Datenfluss an OptiSense wird inventarisiert und mit den Zusagen aus dem Betreibervertrag abgeglichen; Übermittlungen personenbeziehbarer Daten werden gestoppt.</w:t>
       </w:r>
     </w:p>
     <w:p>
@@ -352,7 +177,7 @@
         <w:pStyle w:val="ListBullet"/>
       </w:pPr>
       <w:r>
-        <w:t>Welche Firmware war am Unfalltag tatsächlich aktiv?</w:t>
+        <w:t>War die Sensorik von LM-104 am Unfalltag kalibriert?</w:t>
       </w:r>
     </w:p>
     <w:p>
@@ -360,7 +185,7 @@
         <w:pStyle w:val="ListBullet"/>
       </w:pPr>
       <w:r>
-        <w:t>Welche Zweckbestimmung steht in der final ausgelieferten Anleitung?</w:t>
+        <w:t>Greift die Haftungsobergrenze im Regressfall?</w:t>
       </w:r>
     </w:p>
     <w:p>
@@ -368,23 +193,7 @@
         <w:pStyle w:val="ListBullet"/>
       </w:pPr>
       <w:r>
-        <w:t>Welche Schutzfeldänderungen waren technisch möglich und vertraglich erlaubt?</w:t>
-      </w:r>
-    </w:p>
-    <w:p>
-      <w:pPr>
-        <w:pStyle w:val="ListBullet"/>
-      </w:pPr>
-      <w:r>
-        <w:t>Welche personenbezogenen Daten werden lokal, in der Cloud und in Supporttickets verarbeitet?</w:t>
-      </w:r>
-    </w:p>
-    <w:p>
-      <w:pPr>
-        <w:pStyle w:val="ListBullet"/>
-      </w:pPr>
-      <w:r>
-        <w:t>Welche Aussagen wurden gegenüber Kunden, Behörde und Versicherer bereits gemacht?</w:t>
+        <w:t>Welche Felddaten erhält OptiSense tatsächlich?</w:t>
       </w:r>
     </w:p>
     <w:sectPr>
